--- a/mobsf/mobsf.docx
+++ b/mobsf/mobsf.docx
@@ -54,7 +54,7 @@
           <w:sz w:val="28"/>
           <w:rtl/>
         </w:rPr>
-        <w:t>شامل تحلیل گزارش، سناریوی دمو، دستورات ADB، اعتبارسنجی با JADX و قالب گزارش یافته‌ها</w:t>
+        <w:t>شامل تحلیل گزارش، دستورات ADB، اعتبارسنجی با JADX و قالب گزارش یافته‌ها</w:t>
       </w:r>
     </w:p>
     <w:p>
@@ -2934,28 +2934,6 @@
     </w:p>
     <w:p>
       <w:pPr>
-        <w:bidi/>
-        <w:spacing w:after="20"/>
-      </w:pPr>
-      <w:r>
-        <w:rPr>
-          <w:rFonts w:cs="B Nazanin"/>
-          <w:b/>
-          <w:color w:val="9C6500"/>
-          <w:rtl/>
-        </w:rPr>
-        <w:t xml:space="preserve">نکته: </w:t>
-      </w:r>
-      <w:r>
-        <w:rPr>
-          <w:rFonts w:cs="B Nazanin"/>
-          <w:rtl/>
-        </w:rPr>
-        <w:t>یافته Janus وابسته به نسخه Android و ترکیب Signature Scheme است. وجود V1 به‌تنهایی برای اثبات سوءاستفاده کافی نیست؛ نسخه سیستم‌عامل و Patch Level باید بررسی شود.</w:t>
-      </w:r>
-    </w:p>
-    <w:p>
-      <w:pPr>
         <w:keepNext/>
         <w:bidi/>
         <w:spacing w:before="100" w:after="100"/>
@@ -3401,7 +3379,6 @@
                 <w:rFonts w:ascii="Consolas" w:eastAsia="Consolas" w:hAnsi="Consolas"/>
                 <w:sz w:val="19"/>
               </w:rPr>
-              <w:lastRenderedPageBreak/>
               <w:t>jakhar.aseem.diva.NotesProvider</w:t>
             </w:r>
           </w:p>
@@ -3427,6 +3404,7 @@
           <w:sz w:val="30"/>
           <w:rtl/>
         </w:rPr>
+        <w:lastRenderedPageBreak/>
         <w:t>8-1. شناسایی Authority</w:t>
       </w:r>
     </w:p>
@@ -3886,7 +3864,6 @@
           <w:sz w:val="30"/>
           <w:rtl/>
         </w:rPr>
-        <w:lastRenderedPageBreak/>
         <w:t>9-3. نمونه کد ناامن و اصلاح‌شده</w:t>
       </w:r>
     </w:p>
@@ -3949,6 +3926,13 @@
                 <w:sz w:val="19"/>
               </w:rPr>
               <w:br/>
+            </w:r>
+            <w:r>
+              <w:rPr>
+                <w:rFonts w:ascii="Consolas" w:eastAsia="Consolas" w:hAnsi="Consolas"/>
+                <w:sz w:val="19"/>
+              </w:rPr>
+              <w:lastRenderedPageBreak/>
               <w:t>// امن‌تر</w:t>
             </w:r>
             <w:r>
@@ -3999,6 +3983,7 @@
           <w:color w:val="9C6500"/>
           <w:rtl/>
         </w:rPr>
+        <w:lastRenderedPageBreak/>
         <w:t xml:space="preserve">نکته: </w:t>
       </w:r>
       <w:r>
@@ -4539,7 +4524,6 @@
                 <w:rFonts w:ascii="Consolas" w:eastAsia="Consolas" w:hAnsi="Consolas"/>
                 <w:sz w:val="19"/>
               </w:rPr>
-              <w:lastRenderedPageBreak/>
               <w:t>adb shell</w:t>
             </w:r>
             <w:r>
@@ -4589,6 +4573,7 @@
           <w:sz w:val="30"/>
           <w:rtl/>
         </w:rPr>
+        <w:lastRenderedPageBreak/>
         <w:t>11-3. SharedPreferences و Database</w:t>
       </w:r>
     </w:p>
@@ -5003,7 +4988,6 @@
           <w:rFonts w:cs="B Nazanin"/>
           <w:rtl/>
         </w:rPr>
-        <w:lastRenderedPageBreak/>
         <w:t xml:space="preserve"> انجام اعتبارسنجی اصلی در Server</w:t>
       </w:r>
     </w:p>
@@ -5063,6 +5047,7 @@
           <w:sz w:val="36"/>
           <w:rtl/>
         </w:rPr>
+        <w:lastRenderedPageBreak/>
         <w:t>13. تحلیل کتابخانه‌های Native</w:t>
       </w:r>
     </w:p>
@@ -5077,7 +5062,7 @@
           <w:sz w:val="24"/>
           <w:rtl/>
         </w:rPr>
-        <w:t>گزارش فایل libdivajni.so را برای معماری‌های مختلف تحلیل کرده است. به‌دلیل تکرار نتایج برای ABIهای متعدد، در ارائه بهتر است یک خلاصه واحد نمایش داده شود.</w:t>
+        <w:t xml:space="preserve">گزارش فایل libdivajni.so را برای معماری‌های مختلف تحلیل کرده است. </w:t>
       </w:r>
     </w:p>
     <w:tbl>
@@ -5151,6 +5136,10 @@
             <w:pPr>
               <w:bidi/>
               <w:jc w:val="center"/>
+              <w:rPr>
+                <w:rFonts w:hint="cs"/>
+                <w:lang w:bidi="fa-IR"/>
+              </w:rPr>
             </w:pPr>
             <w:r>
               <w:rPr>
@@ -5159,6 +5148,23 @@
                 <w:rtl/>
               </w:rPr>
               <w:t>NX</w:t>
+            </w:r>
+            <w:r>
+              <w:rPr>
+                <w:rFonts w:cs="B Nazanin" w:hint="cs"/>
+                <w:sz w:val="20"/>
+                <w:rtl/>
+                <w:lang w:bidi="fa-IR"/>
+              </w:rPr>
+              <w:t>=</w:t>
+            </w:r>
+            <w:r>
+              <w:rPr>
+                <w:rFonts w:cs="B Nazanin"/>
+                <w:sz w:val="20"/>
+                <w:lang w:bidi="fa-IR"/>
+              </w:rPr>
+              <w:t>Non-Executable</w:t>
             </w:r>
           </w:p>
         </w:tc>
@@ -5178,6 +5184,68 @@
                 <w:rtl/>
               </w:rPr>
               <w:t>غیرفعال در فایل‌های بررسی‌شده</w:t>
+            </w:r>
+          </w:p>
+        </w:tc>
+      </w:tr>
+      <w:tr>
+        <w:trPr>
+          <w:jc w:val="center"/>
+        </w:trPr>
+        <w:tc>
+          <w:tcPr>
+            <w:tcW w:w="3312" w:type="dxa"/>
+            <w:vAlign w:val="center"/>
+          </w:tcPr>
+          <w:p>
+            <w:pPr>
+              <w:bidi/>
+              <w:jc w:val="center"/>
+              <w:rPr>
+                <w:rFonts w:asciiTheme="minorHAnsi" w:hAnsiTheme="minorHAnsi"/>
+              </w:rPr>
+            </w:pPr>
+            <w:r>
+              <w:rPr>
+                <w:rFonts w:cs="B Nazanin"/>
+                <w:sz w:val="20"/>
+                <w:rtl/>
+              </w:rPr>
+              <w:t>PIC/PIE</w:t>
+            </w:r>
+            <w:r>
+              <w:rPr>
+                <w:rFonts w:cs="B Nazanin" w:hint="cs"/>
+                <w:sz w:val="20"/>
+                <w:rtl/>
+              </w:rPr>
+              <w:t>=</w:t>
+            </w:r>
+            <w:r>
+              <w:rPr>
+                <w:rFonts w:cs="B Nazanin"/>
+                <w:sz w:val="20"/>
+              </w:rPr>
+              <w:t>Position Independent Code</w:t>
+            </w:r>
+          </w:p>
+        </w:tc>
+        <w:tc>
+          <w:tcPr>
+            <w:tcW w:w="6336" w:type="dxa"/>
+            <w:vAlign w:val="center"/>
+          </w:tcPr>
+          <w:p>
+            <w:pPr>
+              <w:bidi/>
+            </w:pPr>
+            <w:r>
+              <w:rPr>
+                <w:rFonts w:cs="B Nazanin"/>
+                <w:sz w:val="20"/>
+                <w:rtl/>
+              </w:rPr>
+              <w:t>Dynamic Shared Object و PIC فعال</w:t>
             </w:r>
           </w:p>
         </w:tc>
@@ -5202,7 +5270,7 @@
                 <w:sz w:val="20"/>
                 <w:rtl/>
               </w:rPr>
-              <w:t>PIC/PIE</w:t>
+              <w:t>Stack Canary</w:t>
             </w:r>
           </w:p>
         </w:tc>
@@ -5221,7 +5289,7 @@
                 <w:sz w:val="20"/>
                 <w:rtl/>
               </w:rPr>
-              <w:t>Dynamic Shared Object و PIC فعال</w:t>
+              <w:t>در اکثر معماری‌ها غیرفعال؛ در x86 فعال</w:t>
             </w:r>
           </w:p>
         </w:tc>
@@ -5246,7 +5314,7 @@
                 <w:sz w:val="20"/>
                 <w:rtl/>
               </w:rPr>
-              <w:t>Stack Canary</w:t>
+              <w:t>RELRO</w:t>
             </w:r>
           </w:p>
         </w:tc>
@@ -5265,7 +5333,7 @@
                 <w:sz w:val="20"/>
                 <w:rtl/>
               </w:rPr>
-              <w:t>در اکثر معماری‌ها غیرفعال؛ در x86 فعال</w:t>
+              <w:t>Full RELRO فعال</w:t>
             </w:r>
           </w:p>
         </w:tc>
@@ -5290,7 +5358,7 @@
                 <w:sz w:val="20"/>
                 <w:rtl/>
               </w:rPr>
-              <w:t>RELRO</w:t>
+              <w:t>RPATH / RUNPATH</w:t>
             </w:r>
           </w:p>
         </w:tc>
@@ -5309,7 +5377,7 @@
                 <w:sz w:val="20"/>
                 <w:rtl/>
               </w:rPr>
-              <w:t>Full RELRO فعال</w:t>
+              <w:t>تعریف نشده</w:t>
             </w:r>
           </w:p>
         </w:tc>
@@ -5334,7 +5402,7 @@
                 <w:sz w:val="20"/>
                 <w:rtl/>
               </w:rPr>
-              <w:t>RPATH / RUNPATH</w:t>
+              <w:t>FORTIFY</w:t>
             </w:r>
           </w:p>
         </w:tc>
@@ -5353,7 +5421,7 @@
                 <w:sz w:val="20"/>
                 <w:rtl/>
               </w:rPr>
-              <w:t>تعریف نشده</w:t>
+              <w:t>غیرفعال</w:t>
             </w:r>
           </w:p>
         </w:tc>
@@ -5378,7 +5446,7 @@
                 <w:sz w:val="20"/>
                 <w:rtl/>
               </w:rPr>
-              <w:t>FORTIFY</w:t>
+              <w:t>Symbols Stripped</w:t>
             </w:r>
           </w:p>
         </w:tc>
@@ -5397,50 +5465,6 @@
                 <w:sz w:val="20"/>
                 <w:rtl/>
               </w:rPr>
-              <w:t>غیرفعال</w:t>
-            </w:r>
-          </w:p>
-        </w:tc>
-      </w:tr>
-      <w:tr>
-        <w:trPr>
-          <w:jc w:val="center"/>
-        </w:trPr>
-        <w:tc>
-          <w:tcPr>
-            <w:tcW w:w="3312" w:type="dxa"/>
-            <w:vAlign w:val="center"/>
-          </w:tcPr>
-          <w:p>
-            <w:pPr>
-              <w:bidi/>
-              <w:jc w:val="center"/>
-            </w:pPr>
-            <w:r>
-              <w:rPr>
-                <w:rFonts w:cs="B Nazanin"/>
-                <w:sz w:val="20"/>
-                <w:rtl/>
-              </w:rPr>
-              <w:t>Symbols Stripped</w:t>
-            </w:r>
-          </w:p>
-        </w:tc>
-        <w:tc>
-          <w:tcPr>
-            <w:tcW w:w="6336" w:type="dxa"/>
-            <w:vAlign w:val="center"/>
-          </w:tcPr>
-          <w:p>
-            <w:pPr>
-              <w:bidi/>
-            </w:pPr>
-            <w:r>
-              <w:rPr>
-                <w:rFonts w:cs="B Nazanin"/>
-                <w:sz w:val="20"/>
-                <w:rtl/>
-              </w:rPr>
               <w:t>فعال</w:t>
             </w:r>
           </w:p>
@@ -5467,7 +5491,39 @@
           <w:sz w:val="24"/>
           <w:rtl/>
         </w:rPr>
-        <w:t>NX از اجرای کد روی صفحات داده مانند Stack جلوگیری می‌کند. Stack Canary برای تشخیص بازنویسی Return Address استفاده می‌شود. FORTIFY برخی توابع ناامن C را با کنترل‌های اضافی کامپایل می‌کند. Full RELRO نیز بخش GOT را Read-only می‌کند.</w:t>
+        <w:t xml:space="preserve">NX از اجرای کد روی صفحات داده مانند Stack جلوگیری می‌کند. Stack Canary برای تشخیص بازنویسی Return Address استفاده می‌شود. FORTIFY برخی توابع ناامن C را با کنترل‌های اضافی کامپایل می‌کند. Full RELRO نیز بخش GOT </w:t>
+      </w:r>
+      <w:r>
+        <w:rPr>
+          <w:rFonts w:cs="B Nazanin" w:hint="cs"/>
+          <w:sz w:val="24"/>
+          <w:rtl/>
+        </w:rPr>
+        <w:t>(</w:t>
+      </w:r>
+      <w:r>
+        <w:rPr>
+          <w:rFonts w:cs="B Nazanin"/>
+          <w:sz w:val="24"/>
+          <w:rtl/>
+        </w:rPr>
+        <w:t>جدولی است که آدرس توابع و متغیرهای خارجی</w:t>
+      </w:r>
+      <w:r>
+        <w:rPr>
+          <w:rFonts w:cs="B Nazanin" w:hint="cs"/>
+          <w:sz w:val="24"/>
+          <w:rtl/>
+        </w:rPr>
+        <w:t>)</w:t>
+      </w:r>
+      <w:r>
+        <w:rPr>
+          <w:rFonts w:cs="B Nazanin"/>
+          <w:sz w:val="24"/>
+          <w:rtl/>
+        </w:rPr>
+        <w:t>را Read-only می‌کند.</w:t>
       </w:r>
     </w:p>
     <w:p>
@@ -5854,7 +5910,6 @@
           <w:sz w:val="30"/>
           <w:rtl/>
         </w:rPr>
-        <w:lastRenderedPageBreak/>
         <w:t>14-2. APKiD Analysis</w:t>
       </w:r>
     </w:p>
@@ -5886,6 +5941,7 @@
           <w:sz w:val="36"/>
           <w:rtl/>
         </w:rPr>
+        <w:lastRenderedPageBreak/>
         <w:t>15. False Positive و روش اعتبارسنجی</w:t>
       </w:r>
     </w:p>
@@ -7435,7 +7491,6 @@
                 <w:sz w:val="20"/>
                 <w:rtl/>
               </w:rPr>
-              <w:lastRenderedPageBreak/>
               <w:t>Hardcoded notespin</w:t>
             </w:r>
           </w:p>
@@ -7637,6 +7692,7 @@
           <w:sz w:val="36"/>
           <w:rtl/>
         </w:rPr>
+        <w:lastRenderedPageBreak/>
         <w:t>1</w:t>
       </w:r>
       <w:r>
@@ -8092,7 +8148,6 @@
           <w:rFonts w:cs="B Nazanin"/>
           <w:rtl/>
         </w:rPr>
-        <w:lastRenderedPageBreak/>
         <w:t xml:space="preserve"> نگاشت اختیاری به CWE، MASVS یا MASTG</w:t>
       </w:r>
     </w:p>
@@ -8110,6 +8165,7 @@
           <w:sz w:val="36"/>
           <w:rtl/>
         </w:rPr>
+        <w:lastRenderedPageBreak/>
         <w:t>1</w:t>
       </w:r>
       <w:r>
@@ -9107,7 +9163,6 @@
   <w:style w:type="character" w:default="1" w:styleId="DefaultParagraphFont">
     <w:name w:val="Default Paragraph Font"/>
     <w:uiPriority w:val="1"/>
-    <w:semiHidden/>
     <w:unhideWhenUsed/>
   </w:style>
   <w:style w:type="table" w:default="1" w:styleId="TableNormal">
